--- a/Manual Testing/Тестовые задания/Тестовое/Отчет о тестировании.docx
+++ b/Manual Testing/Тестовые задания/Тестовое/Отчет о тестировании.docx
@@ -597,23 +597,7 @@
           <w:sz w:val="24"/>
           <w:szCs w:val="24"/>
         </w:rPr>
-        <w:t xml:space="preserve">В процессе тестирования </w:t>
-      </w:r>
-      <w:r>
-        <w:rPr>
-          <w:rFonts w:ascii="Times New Roman" w:hAnsi="Times New Roman" w:cs="Times New Roman"/>
-          <w:sz w:val="24"/>
-          <w:szCs w:val="24"/>
-        </w:rPr>
-        <w:t>приложения были</w:t>
-      </w:r>
-      <w:r>
-        <w:rPr>
-          <w:rFonts w:ascii="Times New Roman" w:hAnsi="Times New Roman" w:cs="Times New Roman"/>
-          <w:sz w:val="24"/>
-          <w:szCs w:val="24"/>
-        </w:rPr>
-        <w:t xml:space="preserve"> протестированы</w:t>
+        <w:t>В процессе тестирования приложения были протестированы</w:t>
       </w:r>
       <w:r>
         <w:rPr>
@@ -1051,6 +1035,8 @@
         </w:rPr>
         <w:t>Функциональное тестирование</w:t>
       </w:r>
+      <w:bookmarkStart w:id="0" w:name="_GoBack"/>
+      <w:bookmarkEnd w:id="0"/>
     </w:p>
     <w:p>
       <w:pPr>
@@ -1166,7 +1152,16 @@
           <w:sz w:val="24"/>
           <w:szCs w:val="24"/>
         </w:rPr>
-        <w:t xml:space="preserve">Тестовое среда: </w:t>
+        <w:t>Тестовая</w:t>
+      </w:r>
+      <w:r>
+        <w:rPr>
+          <w:rFonts w:ascii="Times New Roman" w:hAnsi="Times New Roman" w:cs="Times New Roman"/>
+          <w:b/>
+          <w:sz w:val="24"/>
+          <w:szCs w:val="24"/>
+        </w:rPr>
+        <w:t xml:space="preserve"> среда: </w:t>
       </w:r>
     </w:p>
     <w:tbl>
@@ -1783,16 +1778,7 @@
           <w:szCs w:val="24"/>
         </w:rPr>
         <w:lastRenderedPageBreak/>
-        <w:t>Результаты тестирования</w:t>
-      </w:r>
-      <w:r>
-        <w:rPr>
-          <w:rFonts w:ascii="Times New Roman" w:hAnsi="Times New Roman" w:cs="Times New Roman"/>
-          <w:b/>
-          <w:sz w:val="24"/>
-          <w:szCs w:val="24"/>
-        </w:rPr>
-        <w:t xml:space="preserve">: </w:t>
+        <w:t xml:space="preserve">Результаты тестирования: </w:t>
       </w:r>
     </w:p>
     <w:p/>
@@ -2485,16 +2471,7 @@
           <w:rFonts w:ascii="Times New Roman" w:hAnsi="Times New Roman" w:cs="Times New Roman"/>
           <w:sz w:val="24"/>
         </w:rPr>
-        <w:t>Открепить от карты «Шкалу высот», «Масштабирование» и часы, исключив возм</w:t>
-      </w:r>
-      <w:bookmarkStart w:id="0" w:name="_GoBack"/>
-      <w:bookmarkEnd w:id="0"/>
-      <w:r>
-        <w:rPr>
-          <w:rFonts w:ascii="Times New Roman" w:hAnsi="Times New Roman" w:cs="Times New Roman"/>
-          <w:sz w:val="24"/>
-        </w:rPr>
-        <w:t>ожность их наложения друг на друга.</w:t>
+        <w:t>Открепить от карты «Шкалу высот», «Масштабирование» и часы, исключив возможность их наложения друг на друга.</w:t>
       </w:r>
     </w:p>
     <w:sectPr>
